--- a/CASE/Consumer_Complaint_Draft_DCDRC_Ghaziabad.docx
+++ b/CASE/Consumer_Complaint_Draft_DCDRC_Ghaziabad.docx
@@ -972,7 +972,7 @@
                 <w:i w:val="0"/>
                 <w:sz w:val="20"/>
               </w:rPr>
-              <w:t>Grievance Redressal Officer rejects the representation in mechanical terms</w:t>
+              <w:t>Claim rejected by "Update on Your Claim" email quoting the genitourinary entry and asserting — five days before the histopathology report existed — that the procedure "is not related to a malignancy"; GRO separately rejects the representation in identical mechanical terms</w:t>
             </w:r>
           </w:p>
         </w:tc>
@@ -2542,7 +2542,43 @@
           <w:i w:val="0"/>
           <w:sz w:val="24"/>
         </w:rPr>
-        <w:t>followed only by an extract of the general clause 4.1.2 ("Specific Illnesses").</w:t>
+        <w:t xml:space="preserve">followed only by an extract of the general clause 4.1.2 ("Specific Illnesses"). A day earlier, by its "Update on Your Claim" email dated 25.06.2025 (Annexure C-7), the Opposite Party had cited the genitourinary entry and declared that </w:t>
+      </w:r>
+      <w:r>
+        <w:rPr>
+          <w:rFonts w:ascii="Times New Roman" w:hAnsi="Times New Roman" w:cs="Nirmala UI" w:eastAsia="Times New Roman"/>
+          <w:b w:val="0"/>
+          <w:i/>
+          <w:sz w:val="24"/>
+        </w:rPr>
+        <w:t>"this procedure is not related to a malignancy"</w:t>
+      </w:r>
+      <w:r>
+        <w:rPr>
+          <w:rFonts w:ascii="Times New Roman" w:hAnsi="Times New Roman" w:cs="Nirmala UI" w:eastAsia="Times New Roman"/>
+          <w:b w:val="0"/>
+          <w:i w:val="0"/>
+          <w:sz w:val="24"/>
+        </w:rPr>
+        <w:t xml:space="preserve"> — a </w:t>
+      </w:r>
+      <w:r>
+        <w:rPr>
+          <w:rFonts w:ascii="Times New Roman" w:hAnsi="Times New Roman" w:cs="Nirmala UI" w:eastAsia="Times New Roman"/>
+          <w:b/>
+          <w:i w:val="0"/>
+          <w:sz w:val="24"/>
+        </w:rPr>
+        <w:t>medical conclusion pronounced five days before the histopathology report (30.06.2025) even existed</w:t>
+      </w:r>
+      <w:r>
+        <w:rPr>
+          <w:rFonts w:ascii="Times New Roman" w:hAnsi="Times New Roman" w:cs="Nirmala UI" w:eastAsia="Times New Roman"/>
+          <w:b w:val="0"/>
+          <w:i w:val="0"/>
+          <w:sz w:val="24"/>
+        </w:rPr>
+        <w:t>, and without reference to any medical opinion whatsoever.</w:t>
       </w:r>
     </w:p>
     <w:p>
@@ -2621,7 +2657,7 @@
                 <w:i w:val="0"/>
                 <w:sz w:val="20"/>
               </w:rPr>
-              <w:t xml:space="preserve">Did ACKO identify </w:t>
+              <w:t xml:space="preserve">Did ACKO have any </w:t>
             </w:r>
             <w:r>
               <w:rPr>
@@ -2630,7 +2666,7 @@
                 <w:i w:val="0"/>
                 <w:sz w:val="20"/>
               </w:rPr>
-              <w:t>which</w:t>
+              <w:t>medical basis</w:t>
             </w:r>
             <w:r>
               <w:rPr>
@@ -2639,7 +2675,7 @@
                 <w:i w:val="0"/>
                 <w:sz w:val="20"/>
               </w:rPr>
-              <w:t xml:space="preserve"> listed condition of its Annexure applied?</w:t>
+              <w:t xml:space="preserve"> for its assertion of 25.06.2025 that the procedure "is not related to a malignancy"?</w:t>
             </w:r>
           </w:p>
         </w:tc>
@@ -2665,7 +2701,25 @@
                 <w:i w:val="0"/>
                 <w:sz w:val="20"/>
               </w:rPr>
-              <w:t xml:space="preserve"> — the specific entry was disclosed for the first time before the Ombudsman, a year later.</w:t>
+              <w:t xml:space="preserve"> — the histopathology report came into existence only on 30.06.2025, five days </w:t>
+            </w:r>
+            <w:r>
+              <w:rPr>
+                <w:rFonts w:ascii="Times New Roman" w:hAnsi="Times New Roman" w:cs="Nirmala UI" w:eastAsia="Times New Roman"/>
+                <w:b/>
+                <w:i w:val="0"/>
+                <w:sz w:val="20"/>
+              </w:rPr>
+              <w:t>after</w:t>
+            </w:r>
+            <w:r>
+              <w:rPr>
+                <w:rFonts w:ascii="Times New Roman" w:hAnsi="Times New Roman" w:cs="Nirmala UI" w:eastAsia="Times New Roman"/>
+                <w:b w:val="0"/>
+                <w:i w:val="0"/>
+                <w:sz w:val="20"/>
+              </w:rPr>
+              <w:t xml:space="preserve"> that assertion.</w:t>
             </w:r>
           </w:p>
         </w:tc>
@@ -3062,7 +3116,25 @@
           <w:i w:val="0"/>
           <w:sz w:val="24"/>
         </w:rPr>
-        <w:t xml:space="preserve">19. A repudiation that ignores every piece of material medical evidence, cites a clause without applying it to the facts, and conceals even the sub-clause relied upon, is a </w:t>
+        <w:t xml:space="preserve">19. A repudiation that ignores every piece of material medical evidence, cites a clause without applying it to the facts, and pronounces a medical conclusion ("not related to a malignancy") </w:t>
+      </w:r>
+      <w:r>
+        <w:rPr>
+          <w:rFonts w:ascii="Times New Roman" w:hAnsi="Times New Roman" w:cs="Nirmala UI" w:eastAsia="Times New Roman"/>
+          <w:b/>
+          <w:i w:val="0"/>
+          <w:sz w:val="24"/>
+        </w:rPr>
+        <w:t>before the histopathology report even existed</w:t>
+      </w:r>
+      <w:r>
+        <w:rPr>
+          <w:rFonts w:ascii="Times New Roman" w:hAnsi="Times New Roman" w:cs="Nirmala UI" w:eastAsia="Times New Roman"/>
+          <w:b w:val="0"/>
+          <w:i w:val="0"/>
+          <w:sz w:val="24"/>
+        </w:rPr>
+        <w:t xml:space="preserve">, is a </w:t>
       </w:r>
       <w:r>
         <w:rPr>
@@ -3080,7 +3152,7 @@
           <w:i w:val="0"/>
           <w:sz w:val="24"/>
         </w:rPr>
-        <w:t xml:space="preserve"> decision. The grievance rejection of 25.06.2025 (Annexure C-7) repeats the same sentence word for word — confirming that no application of mind ever occurred at any level.</w:t>
+        <w:t xml:space="preserve"> decision. Quoting the clause is not application of mind; applying it to the medical evidence is — and that never happened at any level.</w:t>
       </w:r>
     </w:p>
     <w:p>

--- a/CASE/Consumer_Complaint_Draft_DCDRC_Ghaziabad.docx
+++ b/CASE/Consumer_Complaint_Draft_DCDRC_Ghaziabad.docx
@@ -2488,6 +2488,57 @@
     </w:p>
     <w:p>
       <w:pPr>
+        <w:spacing w:line="360" w:lineRule="auto"/>
+        <w:jc w:val="both"/>
+      </w:pPr>
+      <w:r>
+        <w:rPr>
+          <w:rFonts w:ascii="Times New Roman" w:hAnsi="Times New Roman" w:cs="Nirmala UI" w:eastAsia="Times New Roman"/>
+          <w:b w:val="0"/>
+          <w:i w:val="0"/>
+          <w:sz w:val="24"/>
+        </w:rPr>
+        <w:t xml:space="preserve">16-A. Indeed, the Opposite Party has itself </w:t>
+      </w:r>
+      <w:r>
+        <w:rPr>
+          <w:rFonts w:ascii="Times New Roman" w:hAnsi="Times New Roman" w:cs="Nirmala UI" w:eastAsia="Times New Roman"/>
+          <w:b/>
+          <w:i w:val="0"/>
+          <w:sz w:val="24"/>
+        </w:rPr>
+        <w:t>renewed</w:t>
+      </w:r>
+      <w:r>
+        <w:rPr>
+          <w:rFonts w:ascii="Times New Roman" w:hAnsi="Times New Roman" w:cs="Nirmala UI" w:eastAsia="Times New Roman"/>
+          <w:b w:val="0"/>
+          <w:i w:val="0"/>
+          <w:sz w:val="24"/>
+        </w:rPr>
+        <w:t xml:space="preserve"> the policy as Policy No. ASHP202400001607R1 for the period 04.11.2025–03.11.2026 (Sum Insured ₹11,00,000 including inflation-protection bonus; premium ₹36,656.86 — Annexure C-1 colly.). The renewal document records "</w:t>
+      </w:r>
+      <w:r>
+        <w:rPr>
+          <w:rFonts w:ascii="Times New Roman" w:hAnsi="Times New Roman" w:cs="Nirmala UI" w:eastAsia="Times New Roman"/>
+          <w:b/>
+          <w:i w:val="0"/>
+          <w:sz w:val="24"/>
+        </w:rPr>
+        <w:t>First policy inception date: 04/11/2024</w:t>
+      </w:r>
+      <w:r>
+        <w:rPr>
+          <w:rFonts w:ascii="Times New Roman" w:hAnsi="Times New Roman" w:cs="Nirmala UI" w:eastAsia="Times New Roman"/>
+          <w:b w:val="0"/>
+          <w:i w:val="0"/>
+          <w:sz w:val="24"/>
+        </w:rPr>
+        <w:t>" and "Existing user: Yes". The insurer thus continues to accept the Complainant's premium and treats the cover as continuous from 04.11.2024 — even while refusing the only claim ever made under it.</w:t>
+      </w:r>
+    </w:p>
+    <w:p>
+      <w:pPr>
         <w:spacing w:before="240"/>
         <w:jc w:val="center"/>
       </w:pPr>
@@ -4322,7 +4373,7 @@
                 <w:i w:val="0"/>
                 <w:sz w:val="20"/>
               </w:rPr>
-              <w:t>C-1</w:t>
+              <w:t>C-1 (colly.)</w:t>
             </w:r>
           </w:p>
         </w:tc>
@@ -4339,7 +4390,7 @@
                 <w:i w:val="0"/>
                 <w:sz w:val="20"/>
               </w:rPr>
-              <w:t>Policy Schedule, Policy No. ASHP202400001607 (with "Additional conditions" and Annexure – Specific illness list)</w:t>
+              <w:t>Policy Schedule, Policy No. ASHP202400001607 (with "Additional conditions" and Annexure – Specific illness list); renewal Policy Schedule No. ASHP202400001607R1 (04.11.2025–03.11.2026)</w:t>
             </w:r>
           </w:p>
         </w:tc>

--- a/CASE/Consumer_Complaint_Draft_DCDRC_Ghaziabad.docx
+++ b/CASE/Consumer_Complaint_Draft_DCDRC_Ghaziabad.docx
@@ -1397,6 +1397,59 @@
                 <w:sz w:val="20"/>
               </w:rPr>
               <w:t>Annexure C-12</w:t>
+            </w:r>
+          </w:p>
+        </w:tc>
+      </w:tr>
+      <w:tr>
+        <w:tc>
+          <w:tcPr>
+            <w:tcW w:type="dxa" w:w="3000"/>
+          </w:tcPr>
+          <w:p>
+            <w:r/>
+            <w:r>
+              <w:rPr>
+                <w:rFonts w:ascii="Times New Roman" w:hAnsi="Times New Roman" w:cs="Nirmala UI" w:eastAsia="Times New Roman"/>
+                <w:b w:val="0"/>
+                <w:i w:val="0"/>
+                <w:sz w:val="20"/>
+              </w:rPr>
+              <w:t>14.07.2026</w:t>
+            </w:r>
+          </w:p>
+        </w:tc>
+        <w:tc>
+          <w:tcPr>
+            <w:tcW w:type="dxa" w:w="3000"/>
+          </w:tcPr>
+          <w:p>
+            <w:r/>
+            <w:r>
+              <w:rPr>
+                <w:rFonts w:ascii="Times New Roman" w:hAnsi="Times New Roman" w:cs="Nirmala UI" w:eastAsia="Times New Roman"/>
+                <w:b w:val="0"/>
+                <w:i w:val="0"/>
+                <w:sz w:val="20"/>
+              </w:rPr>
+              <w:t>Grievance registered on the National Consumer Helpline (INGRAM) portal against the repudiation — Grievance No. 9719631 (status: in process)</w:t>
+            </w:r>
+          </w:p>
+        </w:tc>
+        <w:tc>
+          <w:tcPr>
+            <w:tcW w:type="dxa" w:w="3000"/>
+          </w:tcPr>
+          <w:p>
+            <w:r/>
+            <w:r>
+              <w:rPr>
+                <w:rFonts w:ascii="Times New Roman" w:hAnsi="Times New Roman" w:cs="Nirmala UI" w:eastAsia="Times New Roman"/>
+                <w:b w:val="0"/>
+                <w:i w:val="0"/>
+                <w:sz w:val="20"/>
+              </w:rPr>
+              <w:t>Annexure C-10 (colly.)</w:t>
             </w:r>
           </w:p>
         </w:tc>

--- a/CASE/Consumer_Complaint_Draft_DCDRC_Ghaziabad.docx
+++ b/CASE/Consumer_Complaint_Draft_DCDRC_Ghaziabad.docx
@@ -1449,6 +1449,38 @@
                 <w:i w:val="0"/>
                 <w:sz w:val="20"/>
               </w:rPr>
+              <w:t>Annexure C-10 (colly.)</w:t>
+            </w:r>
+          </w:p>
+        </w:tc>
+      </w:tr>
+      <w:tr>
+        <w:tc>
+          <w:tcPr>
+            <w:tcW w:type="dxa" w:w="3000"/>
+          </w:tcPr>
+          <w:p>
+            <w:r>
+              <w:t>15.07.2026</w:t>
+            </w:r>
+          </w:p>
+        </w:tc>
+        <w:tc>
+          <w:tcPr>
+            <w:tcW w:type="dxa" w:w="3000"/>
+          </w:tcPr>
+          <w:p>
+            <w:r>
+              <w:t>Opposite Party's Grievance Redressal Officer replies by email, reiterating verbatim the very “waiting period” ground of 26.06.2025 — once again without identifying any listed condition in the Schedule, and without adverting to the biopsy report, the treating doctor's certificate dated 12.07.2026, or the Ombudsman's findings in paras 13–14 of the Award</w:t>
+            </w:r>
+          </w:p>
+        </w:tc>
+        <w:tc>
+          <w:tcPr>
+            <w:tcW w:type="dxa" w:w="3000"/>
+          </w:tcPr>
+          <w:p>
+            <w:r>
               <w:t>Annexure C-10 (colly.)</w:t>
             </w:r>
           </w:p>

--- a/CASE/Consumer_Complaint_Draft_DCDRC_Ghaziabad.docx
+++ b/CASE/Consumer_Complaint_Draft_DCDRC_Ghaziabad.docx
@@ -88,7 +88,7 @@
           <w:i w:val="0"/>
           <w:sz w:val="24"/>
         </w:rPr>
-        <w:t>Aged about 53 years,</w:t>
+        <w:t>S/o Shri Surendra Gandhi, aged about 53 years,</w:t>
       </w:r>
     </w:p>
     <w:p>
@@ -1723,25 +1723,7 @@
           <w:i/>
           <w:sz w:val="22"/>
         </w:rPr>
-        <w:t xml:space="preserve">"Externally shows </w:t>
-      </w:r>
-      <w:r>
-        <w:rPr>
-          <w:rFonts w:ascii="Times New Roman" w:hAnsi="Times New Roman" w:cs="Nirmala UI" w:eastAsia="Times New Roman"/>
-          <w:b w:val="0"/>
-          <w:i/>
-          <w:sz w:val="22"/>
-        </w:rPr>
-        <w:t>cauliflower like lesion</w:t>
-      </w:r>
-      <w:r>
-        <w:rPr>
-          <w:rFonts w:ascii="Times New Roman" w:hAnsi="Times New Roman" w:cs="Nirmala UI" w:eastAsia="Times New Roman"/>
-          <w:b w:val="0"/>
-          <w:i/>
-          <w:sz w:val="22"/>
-        </w:rPr>
-        <w:t xml:space="preserve"> measures 3.5 x 3 x 0.8 cm."</w:t>
+        <w:t xml:space="preserve">"Externally shows cauliflower like lesion measures 3.5 x 3 x 0.8 cm."</w:t>
       </w:r>
     </w:p>
     <w:p>
@@ -2009,43 +1991,7 @@
           <w:i/>
           <w:sz w:val="22"/>
         </w:rPr>
-        <w:t xml:space="preserve">"Mr. Vikas Gandhi, 54 yrs Male, R/o D-20, Dayanand Nagar, Ghaziabad </w:t>
-      </w:r>
-      <w:r>
-        <w:rPr>
-          <w:rFonts w:ascii="Times New Roman" w:hAnsi="Times New Roman" w:cs="Nirmala UI" w:eastAsia="Times New Roman"/>
-          <w:b w:val="0"/>
-          <w:i/>
-          <w:sz w:val="22"/>
-        </w:rPr>
-        <w:t>was suffering from Phimosis with Balanitis with meatal stenosis &amp; UTI. His surgery was must in view of unable to pass urine &amp; UTI. His Preputial Biopsy came out to be (BXO) which is a pre-malignant condition</w:t>
-      </w:r>
-      <w:r>
-        <w:rPr>
-          <w:rFonts w:ascii="Times New Roman" w:hAnsi="Times New Roman" w:cs="Nirmala UI" w:eastAsia="Times New Roman"/>
-          <w:b w:val="0"/>
-          <w:i/>
-          <w:sz w:val="22"/>
-        </w:rPr>
-        <w:t xml:space="preserve"> &amp; not any elective or cosmetic surgery. </w:t>
-      </w:r>
-      <w:r>
-        <w:rPr>
-          <w:rFonts w:ascii="Times New Roman" w:hAnsi="Times New Roman" w:cs="Nirmala UI" w:eastAsia="Times New Roman"/>
-          <w:b w:val="0"/>
-          <w:i/>
-          <w:sz w:val="22"/>
-        </w:rPr>
-        <w:t>There is life threatening infection risk &amp; risk of penile cancer if not treated…</w:t>
-      </w:r>
-      <w:r>
-        <w:rPr>
-          <w:rFonts w:ascii="Times New Roman" w:hAnsi="Times New Roman" w:cs="Nirmala UI" w:eastAsia="Times New Roman"/>
-          <w:b w:val="0"/>
-          <w:i/>
-          <w:sz w:val="22"/>
-        </w:rPr>
-        <w:t>"</w:t>
+        <w:t xml:space="preserve">"Mr. Vikas Gandhi, 54 yrs Male, R/o D-20, Dayanand Nagar, Ghaziabad was suffering from Phimosis with Balanitis with meatal stenosis &amp; UTI. His surgery was must in view of unable to pass urine &amp; UTI. His Preputial Biopsy came out to be (BXO) which is a pre-malignant condition &amp; not any elective or cosmetic surgery. There is life threatening infection risk &amp; risk of penile cancer if not treated…"</w:t>
       </w:r>
     </w:p>
     <w:p>
@@ -3350,25 +3296,7 @@
           <w:i/>
           <w:sz w:val="22"/>
         </w:rPr>
-        <w:t xml:space="preserve">"It is noted that </w:t>
-      </w:r>
-      <w:r>
-        <w:rPr>
-          <w:rFonts w:ascii="Times New Roman" w:hAnsi="Times New Roman" w:cs="Nirmala UI" w:eastAsia="Times New Roman"/>
-          <w:b w:val="0"/>
-          <w:i/>
-          <w:sz w:val="22"/>
-        </w:rPr>
-        <w:t>it is not disputed that the procedure was medically necessary</w:t>
-      </w:r>
-      <w:r>
-        <w:rPr>
-          <w:rFonts w:ascii="Times New Roman" w:hAnsi="Times New Roman" w:cs="Nirmala UI" w:eastAsia="Times New Roman"/>
-          <w:b w:val="0"/>
-          <w:i/>
-          <w:sz w:val="22"/>
-        </w:rPr>
-        <w:t xml:space="preserve"> and it was undertaken to address the complaint/problem of poor flow of urine, and it has also been conveyed by complainant that he had serious infection."</w:t>
+        <w:t xml:space="preserve">"It is noted that it is not disputed that the procedure was medically necessary and it was undertaken to address the complaint/problem of poor flow of urine, and it has also been conveyed by complainant that he had serious infection."</w:t>
       </w:r>
     </w:p>
     <w:p>
@@ -3405,25 +3333,7 @@
           <w:i/>
           <w:sz w:val="22"/>
         </w:rPr>
-        <w:t xml:space="preserve">"In this sense, the procedure involving circumcision + meatoplasty </w:t>
-      </w:r>
-      <w:r>
-        <w:rPr>
-          <w:rFonts w:ascii="Times New Roman" w:hAnsi="Times New Roman" w:cs="Nirmala UI" w:eastAsia="Times New Roman"/>
-          <w:b w:val="0"/>
-          <w:i/>
-          <w:sz w:val="22"/>
-        </w:rPr>
-        <w:t>would not be covered under the Permanent Exclusion clause 4.2.3</w:t>
-      </w:r>
-      <w:r>
-        <w:rPr>
-          <w:rFonts w:ascii="Times New Roman" w:hAnsi="Times New Roman" w:cs="Nirmala UI" w:eastAsia="Times New Roman"/>
-          <w:b w:val="0"/>
-          <w:i/>
-          <w:sz w:val="22"/>
-        </w:rPr>
-        <w:t xml:space="preserve"> of the policy as it has been necessitated by illness and forming part of treatment."</w:t>
+        <w:t xml:space="preserve">"In this sense, the procedure involving circumcision + meatoplasty would not be covered under the Permanent Exclusion clause 4.2.3 of the policy as it has been necessitated by illness and forming part of treatment."</w:t>
       </w:r>
     </w:p>
     <w:p>

--- a/CASE/Consumer_Complaint_Draft_DCDRC_Ghaziabad.docx
+++ b/CASE/Consumer_Complaint_Draft_DCDRC_Ghaziabad.docx
@@ -4792,15 +4792,8 @@
             <w:tcW w:type="dxa" w:w="4500"/>
           </w:tcPr>
           <w:p>
-            <w:r/>
             <w:r>
-              <w:rPr>
-                <w:rFonts w:ascii="Times New Roman" w:hAnsi="Times New Roman" w:cs="Nirmala UI" w:eastAsia="Times New Roman"/>
-                <w:b w:val="0"/>
-                <w:i w:val="0"/>
-                <w:sz w:val="20"/>
-              </w:rPr>
-              <w:t>C-13</w:t>
+              <w:t>C-13 (colly.)</w:t>
             </w:r>
           </w:p>
         </w:tc>
@@ -4809,15 +4802,8 @@
             <w:tcW w:type="dxa" w:w="4500"/>
           </w:tcPr>
           <w:p>
-            <w:r/>
             <w:r>
-              <w:rPr>
-                <w:rFonts w:ascii="Times New Roman" w:hAnsi="Times New Roman" w:cs="Nirmala UI" w:eastAsia="Times New Roman"/>
-                <w:b w:val="0"/>
-                <w:i w:val="0"/>
-                <w:sz w:val="20"/>
-              </w:rPr>
-              <w:t>Medical literature on BXO / Lichen Sclerosus as a premalignant condition (see note below)</w:t>
+              <w:t>Medical literature on BXO / Lichen Sclerosus as a premalignant condition: (C-13A) EAU Guidelines on Penile Cancer 2022 (highlighted pages); (C-13B) Bunker CB, Shim TN, “Male Genital Lichen Sclerosus”, Indian J Dermatol (review) — see note below</w:t>
             </w:r>
           </w:p>
         </w:tc>
@@ -4863,12 +4849,54 @@
     <w:p>
       <w:r>
         <w:rPr>
-          <w:rFonts w:ascii="Times New Roman" w:hAnsi="Times New Roman" w:cs="Nirmala UI" w:eastAsia="Times New Roman"/>
           <w:b/>
-          <w:i w:val="0"/>
-          <w:sz w:val="24"/>
         </w:rPr>
-        <w:t>Note on Annexure C-13 (Medical Literature — to be printed and annexed)</w:t>
+        <w:t>Note on Annexure C-13 (Medical Literature — on record, colly.)</w:t>
+      </w:r>
+    </w:p>
+    <w:p>
+      <w:pPr>
+        <w:spacing w:line="360" w:lineRule="auto"/>
+        <w:jc w:val="both"/>
+      </w:pPr>
+      <w:r>
+        <w:t>Two authoritative medical documents are annexed as C-13 (colly.), establishing that BXO / genital Lichen Sclerosus is a recognised premalignant condition associated with penile squamous cell carcinoma, and that phimosis (the Complainant's recorded diagnosis) is itself strongly associated with invasive penile cancer:</w:t>
+      </w:r>
+    </w:p>
+    <w:p>
+      <w:pPr>
+        <w:spacing w:line="360" w:lineRule="auto"/>
+        <w:jc w:val="both"/>
+      </w:pPr>
+      <w:r>
+        <w:t xml:space="preserve">1. </w:t>
+      </w:r>
+      <w:r>
+        <w:rPr>
+          <w:b/>
+        </w:rPr>
+        <w:t>C-13A — European Association of Urology (EAU) Guidelines on Penile Cancer (2022):</w:t>
+      </w:r>
+      <w:r>
+        <w:t xml:space="preserve"> Table 1 records phimosis as a risk factor with an odds ratio of 11–16 versus no phimosis and states that “Phimosis is strongly associated with invasive penile cancer … due to associated chronic infection”; and Table 4 expressly classifies “Lichen sclerosis” among “Premalignant penile lesions (precursor lesions)” — the very biopsy diagnosis in the present case.</w:t>
+      </w:r>
+    </w:p>
+    <w:p>
+      <w:pPr>
+        <w:spacing w:line="360" w:lineRule="auto"/>
+        <w:jc w:val="both"/>
+      </w:pPr>
+      <w:r>
+        <w:t xml:space="preserve">2. </w:t>
+      </w:r>
+      <w:r>
+        <w:rPr>
+          <w:b/>
+        </w:rPr>
+        <w:t>C-13B — Bunker CB, Shim TN, “Male Genital Lichen Sclerosus” (Review Article, Indian Journal of Dermatology):</w:t>
+      </w:r>
+      <w:r>
+        <w:t xml:space="preserve"> records that the feared complication of male genital lichen sclerosus is squamous cell carcinoma of the penis; that “the association of GLSc and SCC is widely recognized and the risk has been estimated at between 2% and 12.5%” (bracketing the “about 6%” figure noted at the Ombudsman hearing); and that lichen sclerosus is one of the two recognised pathways for the development of penile cancer. This review also cites both Nasca et al. (J Am Acad Dermatol 1999) and Depasquale et al. (BJU Int 2000), the primary sources on the point.</w:t>
       </w:r>
     </w:p>
     <w:p>
@@ -4878,159 +4906,9 @@
       </w:pPr>
       <w:r>
         <w:rPr>
-          <w:rFonts w:ascii="Times New Roman" w:hAnsi="Times New Roman" w:cs="Nirmala UI" w:eastAsia="Times New Roman"/>
-          <w:b w:val="0"/>
-          <w:i w:val="0"/>
-          <w:sz w:val="24"/>
+          <w:i/>
         </w:rPr>
-        <w:t>Authoritative sources recording that BXO / genital Lichen Sclerosus is a recognised premalignant condition associated with penile squamous cell carcinoma, to be annexed as C-13 (colly.):</w:t>
-      </w:r>
-    </w:p>
-    <w:p>
-      <w:pPr>
-        <w:spacing w:line="360" w:lineRule="auto"/>
-        <w:jc w:val="both"/>
-      </w:pPr>
-      <w:r>
-        <w:rPr>
-          <w:rFonts w:ascii="Times New Roman" w:hAnsi="Times New Roman" w:cs="Nirmala UI" w:eastAsia="Times New Roman"/>
-          <w:b w:val="0"/>
-          <w:i w:val="0"/>
-          <w:sz w:val="24"/>
-        </w:rPr>
-        <w:t xml:space="preserve">1. </w:t>
-      </w:r>
-      <w:r>
-        <w:rPr>
-          <w:rFonts w:ascii="Times New Roman" w:hAnsi="Times New Roman" w:cs="Nirmala UI" w:eastAsia="Times New Roman"/>
-          <w:b/>
-          <w:i w:val="0"/>
-          <w:sz w:val="24"/>
-        </w:rPr>
-        <w:t>European Association of Urology (EAU) Guidelines on Penile Cancer</w:t>
-      </w:r>
-      <w:r>
-        <w:rPr>
-          <w:rFonts w:ascii="Times New Roman" w:hAnsi="Times New Roman" w:cs="Nirmala UI" w:eastAsia="Times New Roman"/>
-          <w:b w:val="0"/>
-          <w:i w:val="0"/>
-          <w:sz w:val="24"/>
-        </w:rPr>
-        <w:t xml:space="preserve"> — lichen sclerosus is listed among the recognised risk factors for penile squamous cell carcinoma.</w:t>
-      </w:r>
-    </w:p>
-    <w:p>
-      <w:pPr>
-        <w:spacing w:line="360" w:lineRule="auto"/>
-        <w:jc w:val="both"/>
-      </w:pPr>
-      <w:r>
-        <w:rPr>
-          <w:rFonts w:ascii="Times New Roman" w:hAnsi="Times New Roman" w:cs="Nirmala UI" w:eastAsia="Times New Roman"/>
-          <w:b w:val="0"/>
-          <w:i w:val="0"/>
-          <w:sz w:val="24"/>
-        </w:rPr>
-        <w:t xml:space="preserve">2. </w:t>
-      </w:r>
-      <w:r>
-        <w:rPr>
-          <w:rFonts w:ascii="Times New Roman" w:hAnsi="Times New Roman" w:cs="Nirmala UI" w:eastAsia="Times New Roman"/>
-          <w:b/>
-          <w:i w:val="0"/>
-          <w:sz w:val="24"/>
-        </w:rPr>
-        <w:t>Nasca MR, Innocenzi D, Micali G, "Penile cancer among patients with genital lichen sclerosus", Journal of the American Academy of Dermatology, 1999; 41: 911–914</w:t>
-      </w:r>
-      <w:r>
-        <w:rPr>
-          <w:rFonts w:ascii="Times New Roman" w:hAnsi="Times New Roman" w:cs="Nirmala UI" w:eastAsia="Times New Roman"/>
-          <w:b w:val="0"/>
-          <w:i w:val="0"/>
-          <w:sz w:val="24"/>
-        </w:rPr>
-        <w:t xml:space="preserve"> — reporting malignant change in approximately 5.8% of men with genital lichen sclerosus (this corroborates the "about 6%" risk stated at the Ombudsman hearing).</w:t>
-      </w:r>
-    </w:p>
-    <w:p>
-      <w:pPr>
-        <w:spacing w:line="360" w:lineRule="auto"/>
-        <w:jc w:val="both"/>
-      </w:pPr>
-      <w:r>
-        <w:rPr>
-          <w:rFonts w:ascii="Times New Roman" w:hAnsi="Times New Roman" w:cs="Nirmala UI" w:eastAsia="Times New Roman"/>
-          <w:b w:val="0"/>
-          <w:i w:val="0"/>
-          <w:sz w:val="24"/>
-        </w:rPr>
-        <w:t xml:space="preserve">3. </w:t>
-      </w:r>
-      <w:r>
-        <w:rPr>
-          <w:rFonts w:ascii="Times New Roman" w:hAnsi="Times New Roman" w:cs="Nirmala UI" w:eastAsia="Times New Roman"/>
-          <w:b/>
-          <w:i w:val="0"/>
-          <w:sz w:val="24"/>
-        </w:rPr>
-        <w:t>Depasquale I, Park AJ, Bracka A, "The treatment of balanitis xerotica obliterans", BJU International, 2000; 86: 459–465</w:t>
-      </w:r>
-      <w:r>
-        <w:rPr>
-          <w:rFonts w:ascii="Times New Roman" w:hAnsi="Times New Roman" w:cs="Nirmala UI" w:eastAsia="Times New Roman"/>
-          <w:b w:val="0"/>
-          <w:i w:val="0"/>
-          <w:sz w:val="24"/>
-        </w:rPr>
-        <w:t xml:space="preserve"> — standard reference recognising the association of BXO with penile carcinoma and circumcision as its primary treatment.</w:t>
-      </w:r>
-    </w:p>
-    <w:p>
-      <w:pPr>
-        <w:spacing w:line="360" w:lineRule="auto"/>
-        <w:jc w:val="both"/>
-      </w:pPr>
-      <w:r>
-        <w:rPr>
-          <w:rFonts w:ascii="Times New Roman" w:hAnsi="Times New Roman" w:cs="Nirmala UI" w:eastAsia="Times New Roman"/>
-          <w:b w:val="0"/>
-          <w:i w:val="0"/>
-          <w:sz w:val="24"/>
-        </w:rPr>
-        <w:t xml:space="preserve">4. </w:t>
-      </w:r>
-      <w:r>
-        <w:rPr>
-          <w:rFonts w:ascii="Times New Roman" w:hAnsi="Times New Roman" w:cs="Nirmala UI" w:eastAsia="Times New Roman"/>
-          <w:b/>
-          <w:i w:val="0"/>
-          <w:sz w:val="24"/>
-        </w:rPr>
-        <w:t>WHO Classification of Tumours (Urinary and Male Genital Tumours)</w:t>
-      </w:r>
-      <w:r>
-        <w:rPr>
-          <w:rFonts w:ascii="Times New Roman" w:hAnsi="Times New Roman" w:cs="Nirmala UI" w:eastAsia="Times New Roman"/>
-          <w:b w:val="0"/>
-          <w:i w:val="0"/>
-          <w:sz w:val="24"/>
-        </w:rPr>
-        <w:t xml:space="preserve"> — recognising lichen sclerosus in the pathway of HPV-independent penile squamous cell carcinoma.</w:t>
-      </w:r>
-    </w:p>
-    <w:p>
-      <w:pPr>
-        <w:spacing w:line="360" w:lineRule="auto"/>
-        <w:jc w:val="both"/>
-      </w:pPr>
-      <w:r>
-        <w:rPr>
-          <w:rFonts w:ascii="Times New Roman" w:hAnsi="Times New Roman" w:cs="Nirmala UI" w:eastAsia="Times New Roman"/>
-          <w:b w:val="0"/>
-          <w:i/>
-          <w:sz w:val="24"/>
-        </w:rPr>
-        <w:t>(Printouts of the relevant pages should be obtained and annexed; the treating specialist may also be requested to append the literature to his certificate.)</w:t>
+        <w:t>(Relevant highlighted pages are annexed; the treating specialist may also be requested to reference/append this literature to his certificate at Annexure C-12.)</w:t>
       </w:r>
     </w:p>
     <w:p>

--- a/CASE/Consumer_Complaint_Draft_DCDRC_Ghaziabad.docx
+++ b/CASE/Consumer_Complaint_Draft_DCDRC_Ghaziabad.docx
@@ -4294,625 +4294,6 @@
     </w:p>
     <w:p>
       <w:pPr>
-        <w:spacing w:before="240"/>
-        <w:jc w:val="center"/>
-      </w:pPr>
-      <w:r>
-        <w:rPr>
-          <w:rFonts w:ascii="Times New Roman" w:hAnsi="Times New Roman" w:cs="Nirmala UI" w:eastAsia="Times New Roman"/>
-          <w:b/>
-          <w:i w:val="0"/>
-          <w:sz w:val="26"/>
-        </w:rPr>
-        <w:t>LIST OF ANNEXURES</w:t>
-      </w:r>
-    </w:p>
-    <w:tbl>
-      <w:tblPr>
-        <w:tblStyle w:val="TableGrid"/>
-        <w:tblW w:type="auto" w:w="0"/>
-        <w:jc w:val="center"/>
-        <w:tblLook w:firstColumn="1" w:firstRow="1" w:lastColumn="0" w:lastRow="0" w:noHBand="0" w:noVBand="1" w:val="04A0"/>
-      </w:tblPr>
-      <w:tblGrid>
-        <w:gridCol w:w="4500"/>
-        <w:gridCol w:w="4500"/>
-      </w:tblGrid>
-      <w:tr>
-        <w:tc>
-          <w:tcPr>
-            <w:tcW w:type="dxa" w:w="4500"/>
-          </w:tcPr>
-          <w:p>
-            <w:r/>
-            <w:r>
-              <w:rPr>
-                <w:rFonts w:ascii="Times New Roman" w:hAnsi="Times New Roman" w:cs="Nirmala UI" w:eastAsia="Times New Roman"/>
-                <w:b/>
-                <w:i w:val="0"/>
-                <w:sz w:val="20"/>
-              </w:rPr>
-              <w:t>Annexure</w:t>
-            </w:r>
-          </w:p>
-        </w:tc>
-        <w:tc>
-          <w:tcPr>
-            <w:tcW w:type="dxa" w:w="4500"/>
-          </w:tcPr>
-          <w:p>
-            <w:r/>
-            <w:r>
-              <w:rPr>
-                <w:rFonts w:ascii="Times New Roman" w:hAnsi="Times New Roman" w:cs="Nirmala UI" w:eastAsia="Times New Roman"/>
-                <w:b/>
-                <w:i w:val="0"/>
-                <w:sz w:val="20"/>
-              </w:rPr>
-              <w:t>Document</w:t>
-            </w:r>
-          </w:p>
-        </w:tc>
-      </w:tr>
-      <w:tr>
-        <w:tc>
-          <w:tcPr>
-            <w:tcW w:type="dxa" w:w="4500"/>
-          </w:tcPr>
-          <w:p>
-            <w:r/>
-            <w:r>
-              <w:rPr>
-                <w:rFonts w:ascii="Times New Roman" w:hAnsi="Times New Roman" w:cs="Nirmala UI" w:eastAsia="Times New Roman"/>
-                <w:b w:val="0"/>
-                <w:i w:val="0"/>
-                <w:sz w:val="20"/>
-              </w:rPr>
-              <w:t>C-1 (colly.)</w:t>
-            </w:r>
-          </w:p>
-        </w:tc>
-        <w:tc>
-          <w:tcPr>
-            <w:tcW w:type="dxa" w:w="4500"/>
-          </w:tcPr>
-          <w:p>
-            <w:r/>
-            <w:r>
-              <w:rPr>
-                <w:rFonts w:ascii="Times New Roman" w:hAnsi="Times New Roman" w:cs="Nirmala UI" w:eastAsia="Times New Roman"/>
-                <w:b w:val="0"/>
-                <w:i w:val="0"/>
-                <w:sz w:val="20"/>
-              </w:rPr>
-              <w:t>Policy Schedule, Policy No. ASHP202400001607 (with "Additional conditions" and Annexure – Specific illness list); renewal Policy Schedule No. ASHP202400001607R1 (04.11.2025–03.11.2026)</w:t>
-            </w:r>
-          </w:p>
-        </w:tc>
-      </w:tr>
-      <w:tr>
-        <w:tc>
-          <w:tcPr>
-            <w:tcW w:type="dxa" w:w="4500"/>
-          </w:tcPr>
-          <w:p>
-            <w:r/>
-            <w:r>
-              <w:rPr>
-                <w:rFonts w:ascii="Times New Roman" w:hAnsi="Times New Roman" w:cs="Nirmala UI" w:eastAsia="Times New Roman"/>
-                <w:b w:val="0"/>
-                <w:i w:val="0"/>
-                <w:sz w:val="20"/>
-              </w:rPr>
-              <w:t>C-2</w:t>
-            </w:r>
-          </w:p>
-        </w:tc>
-        <w:tc>
-          <w:tcPr>
-            <w:tcW w:type="dxa" w:w="4500"/>
-          </w:tcPr>
-          <w:p>
-            <w:r/>
-            <w:r>
-              <w:rPr>
-                <w:rFonts w:ascii="Times New Roman" w:hAnsi="Times New Roman" w:cs="Nirmala UI" w:eastAsia="Times New Roman"/>
-                <w:b w:val="0"/>
-                <w:i w:val="0"/>
-                <w:sz w:val="20"/>
-              </w:rPr>
-              <w:t>Proposal Form (recording "No medical conditions"; "PED declared — Obesity")</w:t>
-            </w:r>
-          </w:p>
-        </w:tc>
-      </w:tr>
-      <w:tr>
-        <w:tc>
-          <w:tcPr>
-            <w:tcW w:type="dxa" w:w="4500"/>
-          </w:tcPr>
-          <w:p>
-            <w:r/>
-            <w:r>
-              <w:rPr>
-                <w:rFonts w:ascii="Times New Roman" w:hAnsi="Times New Roman" w:cs="Nirmala UI" w:eastAsia="Times New Roman"/>
-                <w:b w:val="0"/>
-                <w:i w:val="0"/>
-                <w:sz w:val="20"/>
-              </w:rPr>
-              <w:t>C-3</w:t>
-            </w:r>
-          </w:p>
-        </w:tc>
-        <w:tc>
-          <w:tcPr>
-            <w:tcW w:type="dxa" w:w="4500"/>
-          </w:tcPr>
-          <w:p>
-            <w:r/>
-            <w:r>
-              <w:rPr>
-                <w:rFonts w:ascii="Times New Roman" w:hAnsi="Times New Roman" w:cs="Nirmala UI" w:eastAsia="Times New Roman"/>
-                <w:b w:val="0"/>
-                <w:i w:val="0"/>
-                <w:sz w:val="20"/>
-              </w:rPr>
-              <w:t>Premium payment records / policy active status</w:t>
-            </w:r>
-          </w:p>
-        </w:tc>
-      </w:tr>
-      <w:tr>
-        <w:tc>
-          <w:tcPr>
-            <w:tcW w:type="dxa" w:w="4500"/>
-          </w:tcPr>
-          <w:p>
-            <w:r/>
-            <w:r>
-              <w:rPr>
-                <w:rFonts w:ascii="Times New Roman" w:hAnsi="Times New Roman" w:cs="Nirmala UI" w:eastAsia="Times New Roman"/>
-                <w:b w:val="0"/>
-                <w:i w:val="0"/>
-                <w:sz w:val="20"/>
-              </w:rPr>
-              <w:t>C-4</w:t>
-            </w:r>
-          </w:p>
-        </w:tc>
-        <w:tc>
-          <w:tcPr>
-            <w:tcW w:type="dxa" w:w="4500"/>
-          </w:tcPr>
-          <w:p>
-            <w:r/>
-            <w:r>
-              <w:rPr>
-                <w:rFonts w:ascii="Times New Roman" w:hAnsi="Times New Roman" w:cs="Nirmala UI" w:eastAsia="Times New Roman"/>
-                <w:b w:val="0"/>
-                <w:i w:val="0"/>
-                <w:sz w:val="20"/>
-              </w:rPr>
-              <w:t>Discharge Summary, RS Maitri Health Care, Ghaziabad (20–21.06.2025)</w:t>
-            </w:r>
-          </w:p>
-        </w:tc>
-      </w:tr>
-      <w:tr>
-        <w:tc>
-          <w:tcPr>
-            <w:tcW w:type="dxa" w:w="4500"/>
-          </w:tcPr>
-          <w:p>
-            <w:r/>
-            <w:r>
-              <w:rPr>
-                <w:rFonts w:ascii="Times New Roman" w:hAnsi="Times New Roman" w:cs="Nirmala UI" w:eastAsia="Times New Roman"/>
-                <w:b w:val="0"/>
-                <w:i w:val="0"/>
-                <w:sz w:val="20"/>
-              </w:rPr>
-              <w:t>C-5</w:t>
-            </w:r>
-          </w:p>
-        </w:tc>
-        <w:tc>
-          <w:tcPr>
-            <w:tcW w:type="dxa" w:w="4500"/>
-          </w:tcPr>
-          <w:p>
-            <w:r/>
-            <w:r>
-              <w:rPr>
-                <w:rFonts w:ascii="Times New Roman" w:hAnsi="Times New Roman" w:cs="Nirmala UI" w:eastAsia="Times New Roman"/>
-                <w:b w:val="0"/>
-                <w:i w:val="0"/>
-                <w:sz w:val="20"/>
-              </w:rPr>
-              <w:t>Hospital bills with break-up of charges (₹37,358/-)</w:t>
-            </w:r>
-          </w:p>
-        </w:tc>
-      </w:tr>
-      <w:tr>
-        <w:tc>
-          <w:tcPr>
-            <w:tcW w:type="dxa" w:w="4500"/>
-          </w:tcPr>
-          <w:p>
-            <w:r/>
-            <w:r>
-              <w:rPr>
-                <w:rFonts w:ascii="Times New Roman" w:hAnsi="Times New Roman" w:cs="Nirmala UI" w:eastAsia="Times New Roman"/>
-                <w:b w:val="0"/>
-                <w:i w:val="0"/>
-                <w:sz w:val="20"/>
-              </w:rPr>
-              <w:t>C-6</w:t>
-            </w:r>
-          </w:p>
-        </w:tc>
-        <w:tc>
-          <w:tcPr>
-            <w:tcW w:type="dxa" w:w="4500"/>
-          </w:tcPr>
-          <w:p>
-            <w:r/>
-            <w:r>
-              <w:rPr>
-                <w:rFonts w:ascii="Times New Roman" w:hAnsi="Times New Roman" w:cs="Nirmala UI" w:eastAsia="Times New Roman"/>
-                <w:b w:val="0"/>
-                <w:i w:val="0"/>
-                <w:sz w:val="20"/>
-              </w:rPr>
-              <w:t>Claim registration and Complainant's representation dated 24.06.2025</w:t>
-            </w:r>
-          </w:p>
-        </w:tc>
-      </w:tr>
-      <w:tr>
-        <w:tc>
-          <w:tcPr>
-            <w:tcW w:type="dxa" w:w="4500"/>
-          </w:tcPr>
-          <w:p>
-            <w:r/>
-            <w:r>
-              <w:rPr>
-                <w:rFonts w:ascii="Times New Roman" w:hAnsi="Times New Roman" w:cs="Nirmala UI" w:eastAsia="Times New Roman"/>
-                <w:b w:val="0"/>
-                <w:i w:val="0"/>
-                <w:sz w:val="20"/>
-              </w:rPr>
-              <w:t>C-7</w:t>
-            </w:r>
-          </w:p>
-        </w:tc>
-        <w:tc>
-          <w:tcPr>
-            <w:tcW w:type="dxa" w:w="4500"/>
-          </w:tcPr>
-          <w:p>
-            <w:r/>
-            <w:r>
-              <w:rPr>
-                <w:rFonts w:ascii="Times New Roman" w:hAnsi="Times New Roman" w:cs="Nirmala UI" w:eastAsia="Times New Roman"/>
-                <w:b w:val="0"/>
-                <w:i w:val="0"/>
-                <w:sz w:val="20"/>
-              </w:rPr>
-              <w:t>GRO's rejection email dated 25.06.2025</w:t>
-            </w:r>
-          </w:p>
-        </w:tc>
-      </w:tr>
-      <w:tr>
-        <w:tc>
-          <w:tcPr>
-            <w:tcW w:type="dxa" w:w="4500"/>
-          </w:tcPr>
-          <w:p>
-            <w:r/>
-            <w:r>
-              <w:rPr>
-                <w:rFonts w:ascii="Times New Roman" w:hAnsi="Times New Roman" w:cs="Nirmala UI" w:eastAsia="Times New Roman"/>
-                <w:b w:val="0"/>
-                <w:i w:val="0"/>
-                <w:sz w:val="20"/>
-              </w:rPr>
-              <w:t>C-8</w:t>
-            </w:r>
-          </w:p>
-        </w:tc>
-        <w:tc>
-          <w:tcPr>
-            <w:tcW w:type="dxa" w:w="4500"/>
-          </w:tcPr>
-          <w:p>
-            <w:r/>
-            <w:r>
-              <w:rPr>
-                <w:rFonts w:ascii="Times New Roman" w:hAnsi="Times New Roman" w:cs="Nirmala UI" w:eastAsia="Times New Roman"/>
-                <w:b w:val="0"/>
-                <w:i w:val="0"/>
-                <w:sz w:val="20"/>
-              </w:rPr>
-              <w:t>Repudiation email dated 26.06.2025</w:t>
-            </w:r>
-          </w:p>
-        </w:tc>
-      </w:tr>
-      <w:tr>
-        <w:tc>
-          <w:tcPr>
-            <w:tcW w:type="dxa" w:w="4500"/>
-          </w:tcPr>
-          <w:p>
-            <w:r/>
-            <w:r>
-              <w:rPr>
-                <w:rFonts w:ascii="Times New Roman" w:hAnsi="Times New Roman" w:cs="Nirmala UI" w:eastAsia="Times New Roman"/>
-                <w:b w:val="0"/>
-                <w:i w:val="0"/>
-                <w:sz w:val="20"/>
-              </w:rPr>
-              <w:t>C-9</w:t>
-            </w:r>
-          </w:p>
-        </w:tc>
-        <w:tc>
-          <w:tcPr>
-            <w:tcW w:type="dxa" w:w="4500"/>
-          </w:tcPr>
-          <w:p>
-            <w:r/>
-            <w:r>
-              <w:rPr>
-                <w:rFonts w:ascii="Times New Roman" w:hAnsi="Times New Roman" w:cs="Nirmala UI" w:eastAsia="Times New Roman"/>
-                <w:b w:val="0"/>
-                <w:i w:val="0"/>
-                <w:sz w:val="20"/>
-              </w:rPr>
-              <w:t>Histopathology Report, Max Lab, dated 30.06.2025 (No. V-6630/25)</w:t>
-            </w:r>
-          </w:p>
-        </w:tc>
-      </w:tr>
-      <w:tr>
-        <w:tc>
-          <w:tcPr>
-            <w:tcW w:type="dxa" w:w="4500"/>
-          </w:tcPr>
-          <w:p>
-            <w:r/>
-            <w:r>
-              <w:rPr>
-                <w:rFonts w:ascii="Times New Roman" w:hAnsi="Times New Roman" w:cs="Nirmala UI" w:eastAsia="Times New Roman"/>
-                <w:b w:val="0"/>
-                <w:i w:val="0"/>
-                <w:sz w:val="20"/>
-              </w:rPr>
-              <w:t>C-10 (colly.)</w:t>
-            </w:r>
-          </w:p>
-        </w:tc>
-        <w:tc>
-          <w:tcPr>
-            <w:tcW w:type="dxa" w:w="4500"/>
-          </w:tcPr>
-          <w:p>
-            <w:r/>
-            <w:r>
-              <w:rPr>
-                <w:rFonts w:ascii="Times New Roman" w:hAnsi="Times New Roman" w:cs="Nirmala UI" w:eastAsia="Times New Roman"/>
-                <w:b w:val="0"/>
-                <w:i w:val="0"/>
-                <w:sz w:val="20"/>
-              </w:rPr>
-              <w:t>Subsequent appeals/grievance correspondence with the Opposite Party</w:t>
-            </w:r>
-          </w:p>
-        </w:tc>
-      </w:tr>
-      <w:tr>
-        <w:tc>
-          <w:tcPr>
-            <w:tcW w:type="dxa" w:w="4500"/>
-          </w:tcPr>
-          <w:p>
-            <w:r/>
-            <w:r>
-              <w:rPr>
-                <w:rFonts w:ascii="Times New Roman" w:hAnsi="Times New Roman" w:cs="Nirmala UI" w:eastAsia="Times New Roman"/>
-                <w:b w:val="0"/>
-                <w:i w:val="0"/>
-                <w:sz w:val="20"/>
-              </w:rPr>
-              <w:t>C-11</w:t>
-            </w:r>
-          </w:p>
-        </w:tc>
-        <w:tc>
-          <w:tcPr>
-            <w:tcW w:type="dxa" w:w="4500"/>
-          </w:tcPr>
-          <w:p>
-            <w:r/>
-            <w:r>
-              <w:rPr>
-                <w:rFonts w:ascii="Times New Roman" w:hAnsi="Times New Roman" w:cs="Nirmala UI" w:eastAsia="Times New Roman"/>
-                <w:b w:val="0"/>
-                <w:i w:val="0"/>
-                <w:sz w:val="20"/>
-              </w:rPr>
-              <w:t>Award of Insurance Ombudsman, Noida, No. IO/NOI/A/HI/0061/2026-2027 dated 02.07.2026, with forwarding letter (Annex-XIII-A)</w:t>
-            </w:r>
-          </w:p>
-        </w:tc>
-      </w:tr>
-      <w:tr>
-        <w:tc>
-          <w:tcPr>
-            <w:tcW w:type="dxa" w:w="4500"/>
-          </w:tcPr>
-          <w:p>
-            <w:r/>
-            <w:r>
-              <w:rPr>
-                <w:rFonts w:ascii="Times New Roman" w:hAnsi="Times New Roman" w:cs="Nirmala UI" w:eastAsia="Times New Roman"/>
-                <w:b w:val="0"/>
-                <w:i w:val="0"/>
-                <w:sz w:val="20"/>
-              </w:rPr>
-              <w:t>C-12</w:t>
-            </w:r>
-          </w:p>
-        </w:tc>
-        <w:tc>
-          <w:tcPr>
-            <w:tcW w:type="dxa" w:w="4500"/>
-          </w:tcPr>
-          <w:p>
-            <w:r/>
-            <w:r>
-              <w:rPr>
-                <w:rFonts w:ascii="Times New Roman" w:hAnsi="Times New Roman" w:cs="Nirmala UI" w:eastAsia="Times New Roman"/>
-                <w:b w:val="0"/>
-                <w:i w:val="0"/>
-                <w:sz w:val="20"/>
-              </w:rPr>
-              <w:t>Medical Certificate dated 12.07.2026 of the treating super-specialist, Dr. Vaibhav Saxena, M.S. (BHU), M.Ch. Urology (AIIMS, New Delhi), Senior Director – Urology, Uro-Oncology, Robotic Surgery &amp; Renal Transplant, Yashoda Super Speciality Hospital, Kaushambi; U.P. Medical Council Reg. No. 47425</w:t>
-            </w:r>
-          </w:p>
-        </w:tc>
-      </w:tr>
-      <w:tr>
-        <w:tc>
-          <w:tcPr>
-            <w:tcW w:type="dxa" w:w="4500"/>
-          </w:tcPr>
-          <w:p>
-            <w:r>
-              <w:t>C-13 (colly.)</w:t>
-            </w:r>
-          </w:p>
-        </w:tc>
-        <w:tc>
-          <w:tcPr>
-            <w:tcW w:type="dxa" w:w="4500"/>
-          </w:tcPr>
-          <w:p>
-            <w:r>
-              <w:t>Medical literature on BXO / Lichen Sclerosus as a premalignant condition: (C-13A) EAU Guidelines on Penile Cancer 2022 (highlighted pages); (C-13B) Bunker CB, Shim TN, “Male Genital Lichen Sclerosus”, Indian J Dermatol (review) — see note below</w:t>
-            </w:r>
-          </w:p>
-        </w:tc>
-      </w:tr>
-      <w:tr>
-        <w:tc>
-          <w:tcPr>
-            <w:tcW w:type="dxa" w:w="4500"/>
-          </w:tcPr>
-          <w:p>
-            <w:r/>
-            <w:r>
-              <w:rPr>
-                <w:rFonts w:ascii="Times New Roman" w:hAnsi="Times New Roman" w:cs="Nirmala UI" w:eastAsia="Times New Roman"/>
-                <w:b w:val="0"/>
-                <w:i w:val="0"/>
-                <w:sz w:val="20"/>
-              </w:rPr>
-              <w:t>C-14</w:t>
-            </w:r>
-          </w:p>
-        </w:tc>
-        <w:tc>
-          <w:tcPr>
-            <w:tcW w:type="dxa" w:w="4500"/>
-          </w:tcPr>
-          <w:p>
-            <w:r/>
-            <w:r>
-              <w:rPr>
-                <w:rFonts w:ascii="Times New Roman" w:hAnsi="Times New Roman" w:cs="Nirmala UI" w:eastAsia="Times New Roman"/>
-                <w:b w:val="0"/>
-                <w:i w:val="0"/>
-                <w:sz w:val="20"/>
-              </w:rPr>
-              <w:t>Copy of Aadhaar / address proof of Complainant</w:t>
-            </w:r>
-          </w:p>
-        </w:tc>
-      </w:tr>
-    </w:tbl>
-    <w:p/>
-    <w:p>
-      <w:r>
-        <w:rPr>
-          <w:b/>
-        </w:rPr>
-        <w:t>Note on Annexure C-13 (Medical Literature — on record, colly.)</w:t>
-      </w:r>
-    </w:p>
-    <w:p>
-      <w:pPr>
-        <w:spacing w:line="360" w:lineRule="auto"/>
-        <w:jc w:val="both"/>
-      </w:pPr>
-      <w:r>
-        <w:t>Two authoritative medical documents are annexed as C-13 (colly.), establishing that BXO / genital Lichen Sclerosus is a recognised premalignant condition associated with penile squamous cell carcinoma, and that phimosis (the Complainant's recorded diagnosis) is itself strongly associated with invasive penile cancer:</w:t>
-      </w:r>
-    </w:p>
-    <w:p>
-      <w:pPr>
-        <w:spacing w:line="360" w:lineRule="auto"/>
-        <w:jc w:val="both"/>
-      </w:pPr>
-      <w:r>
-        <w:t xml:space="preserve">1. </w:t>
-      </w:r>
-      <w:r>
-        <w:rPr>
-          <w:b/>
-        </w:rPr>
-        <w:t>C-13A — European Association of Urology (EAU) Guidelines on Penile Cancer (2022):</w:t>
-      </w:r>
-      <w:r>
-        <w:t xml:space="preserve"> Table 1 records phimosis as a risk factor with an odds ratio of 11–16 versus no phimosis and states that “Phimosis is strongly associated with invasive penile cancer … due to associated chronic infection”; and Table 4 expressly classifies “Lichen sclerosis” among “Premalignant penile lesions (precursor lesions)” — the very biopsy diagnosis in the present case.</w:t>
-      </w:r>
-    </w:p>
-    <w:p>
-      <w:pPr>
-        <w:spacing w:line="360" w:lineRule="auto"/>
-        <w:jc w:val="both"/>
-      </w:pPr>
-      <w:r>
-        <w:t xml:space="preserve">2. </w:t>
-      </w:r>
-      <w:r>
-        <w:rPr>
-          <w:b/>
-        </w:rPr>
-        <w:t>C-13B — Bunker CB, Shim TN, “Male Genital Lichen Sclerosus” (Review Article, Indian Journal of Dermatology):</w:t>
-      </w:r>
-      <w:r>
-        <w:t xml:space="preserve"> records that the feared complication of male genital lichen sclerosus is squamous cell carcinoma of the penis; that “the association of GLSc and SCC is widely recognized and the risk has been estimated at between 2% and 12.5%” (bracketing the “about 6%” figure noted at the Ombudsman hearing); and that lichen sclerosus is one of the two recognised pathways for the development of penile cancer. This review also cites both Nasca et al. (J Am Acad Dermatol 1999) and Depasquale et al. (BJU Int 2000), the primary sources on the point.</w:t>
-      </w:r>
-    </w:p>
-    <w:p>
-      <w:pPr>
-        <w:spacing w:line="360" w:lineRule="auto"/>
-        <w:jc w:val="both"/>
-      </w:pPr>
-      <w:r>
-        <w:rPr>
-          <w:i/>
-        </w:rPr>
-        <w:t>(Relevant highlighted pages are annexed; the treating specialist may also be requested to reference/append this literature to his certificate at Annexure C-12.)</w:t>
-      </w:r>
-    </w:p>
-    <w:p>
-      <w:pPr>
         <w:spacing w:line="360" w:lineRule="auto"/>
         <w:jc w:val="both"/>
       </w:pPr>

--- a/CASE/Consumer_Complaint_Draft_DCDRC_Ghaziabad.docx
+++ b/CASE/Consumer_Complaint_Draft_DCDRC_Ghaziabad.docx
@@ -1820,6 +1820,138 @@
     </w:p>
     <w:p>
       <w:pPr>
+        <w:spacing w:line="360" w:lineRule="auto"/>
+        <w:jc w:val="both"/>
+      </w:pPr>
+      <w:r>
+        <w:rPr>
+          <w:rFonts w:ascii="Times New Roman" w:hAnsi="Times New Roman" w:cs="Nirmala UI" w:eastAsia="Times New Roman"/>
+          <w:b/>
+          <w:i w:val="0"/>
+          <w:sz w:val="24"/>
+        </w:rPr>
+        <w:t xml:space="preserve">10-A. Plain meaning of the medical terms (for ready reference of this Hon’ble Commission).</w:t>
+      </w:r>
+      <w:r>
+        <w:rPr>
+          <w:rFonts w:ascii="Times New Roman" w:hAnsi="Times New Roman" w:cs="Nirmala UI" w:eastAsia="Times New Roman"/>
+          <w:b w:val="0"/>
+          <w:i w:val="0"/>
+          <w:sz w:val="24"/>
+        </w:rPr>
+        <w:t xml:space="preserve"> The conditions recorded in the Complainant’s own hospital and laboratory documents are, in ordinary language, the following: (a) </w:t>
+      </w:r>
+      <w:r>
+        <w:rPr>
+          <w:rFonts w:ascii="Times New Roman" w:hAnsi="Times New Roman" w:cs="Nirmala UI" w:eastAsia="Times New Roman"/>
+          <w:b/>
+          <w:i w:val="0"/>
+          <w:sz w:val="24"/>
+        </w:rPr>
+        <w:t xml:space="preserve">Phimosis</w:t>
+      </w:r>
+      <w:r>
+        <w:rPr>
+          <w:rFonts w:ascii="Times New Roman" w:hAnsi="Times New Roman" w:cs="Nirmala UI" w:eastAsia="Times New Roman"/>
+          <w:b w:val="0"/>
+          <w:i w:val="0"/>
+          <w:sz w:val="24"/>
+        </w:rPr>
+        <w:t xml:space="preserve"> is an abnormal tightening of the foreskin which prevents its normal retraction and, in its severe form, obstructs the free passage of urine; (b) </w:t>
+      </w:r>
+      <w:r>
+        <w:rPr>
+          <w:rFonts w:ascii="Times New Roman" w:hAnsi="Times New Roman" w:cs="Nirmala UI" w:eastAsia="Times New Roman"/>
+          <w:b/>
+          <w:i w:val="0"/>
+          <w:sz w:val="24"/>
+        </w:rPr>
+        <w:t xml:space="preserve">Balanitis</w:t>
+      </w:r>
+      <w:r>
+        <w:rPr>
+          <w:rFonts w:ascii="Times New Roman" w:hAnsi="Times New Roman" w:cs="Nirmala UI" w:eastAsia="Times New Roman"/>
+          <w:b w:val="0"/>
+          <w:i w:val="0"/>
+          <w:sz w:val="24"/>
+        </w:rPr>
+        <w:t xml:space="preserve"> is an active inflammation and infection of the glans and foreskin; (c) </w:t>
+      </w:r>
+      <w:r>
+        <w:rPr>
+          <w:rFonts w:ascii="Times New Roman" w:hAnsi="Times New Roman" w:cs="Nirmala UI" w:eastAsia="Times New Roman"/>
+          <w:b/>
+          <w:i w:val="0"/>
+          <w:sz w:val="24"/>
+        </w:rPr>
+        <w:t xml:space="preserve">Meatal stenosis</w:t>
+      </w:r>
+      <w:r>
+        <w:rPr>
+          <w:rFonts w:ascii="Times New Roman" w:hAnsi="Times New Roman" w:cs="Nirmala UI" w:eastAsia="Times New Roman"/>
+          <w:b w:val="0"/>
+          <w:i w:val="0"/>
+          <w:sz w:val="24"/>
+        </w:rPr>
+        <w:t xml:space="preserve"> is a narrowing of the urinary opening which further obstructs the flow of urine; and (d) </w:t>
+      </w:r>
+      <w:r>
+        <w:rPr>
+          <w:rFonts w:ascii="Times New Roman" w:hAnsi="Times New Roman" w:cs="Nirmala UI" w:eastAsia="Times New Roman"/>
+          <w:b/>
+          <w:i w:val="0"/>
+          <w:sz w:val="24"/>
+        </w:rPr>
+        <w:t xml:space="preserve">Balanitis Xerotica Obliterans (BXO)</w:t>
+      </w:r>
+      <w:r>
+        <w:rPr>
+          <w:rFonts w:ascii="Times New Roman" w:hAnsi="Times New Roman" w:cs="Nirmala UI" w:eastAsia="Times New Roman"/>
+          <w:b w:val="0"/>
+          <w:i w:val="0"/>
+          <w:sz w:val="24"/>
+        </w:rPr>
+        <w:t xml:space="preserve">, also called genital </w:t>
+      </w:r>
+      <w:r>
+        <w:rPr>
+          <w:rFonts w:ascii="Times New Roman" w:hAnsi="Times New Roman" w:cs="Nirmala UI" w:eastAsia="Times New Roman"/>
+          <w:b/>
+          <w:i w:val="0"/>
+          <w:sz w:val="24"/>
+        </w:rPr>
+        <w:t xml:space="preserve">Lichen Sclerosus</w:t>
+      </w:r>
+      <w:r>
+        <w:rPr>
+          <w:rFonts w:ascii="Times New Roman" w:hAnsi="Times New Roman" w:cs="Nirmala UI" w:eastAsia="Times New Roman"/>
+          <w:b w:val="0"/>
+          <w:i w:val="0"/>
+          <w:sz w:val="24"/>
+        </w:rPr>
+        <w:t xml:space="preserve">, is a chronic scarring disease of the foreskin that is medically recognised as a </w:t>
+      </w:r>
+      <w:r>
+        <w:rPr>
+          <w:rFonts w:ascii="Times New Roman" w:hAnsi="Times New Roman" w:cs="Nirmala UI" w:eastAsia="Times New Roman"/>
+          <w:b/>
+          <w:i w:val="0"/>
+          <w:sz w:val="24"/>
+        </w:rPr>
+        <w:t xml:space="preserve">pre-malignant (pre-cancerous)</w:t>
+      </w:r>
+      <w:r>
+        <w:rPr>
+          <w:rFonts w:ascii="Times New Roman" w:hAnsi="Times New Roman" w:cs="Nirmala UI" w:eastAsia="Times New Roman"/>
+          <w:b w:val="0"/>
+          <w:i w:val="0"/>
+          <w:sz w:val="24"/>
+        </w:rPr>
+        <w:t xml:space="preserve"> condition — that is, a condition carrying a known risk of progressing to cancer of the penis if it is not treated. None of these is a cosmetic complaint; each is an organic disease recorded contemporaneously by the treating hospital, and together they explain why urgent surgery was undertaken on the very day of admission.</w:t>
+      </w:r>
+    </w:p>
+    <w:p>
+      <w:pPr>
         <w:spacing w:before="240"/>
         <w:jc w:val="center"/>
       </w:pPr>
@@ -2241,6 +2373,30 @@
           <w:sz w:val="24"/>
         </w:rPr>
         <w:t>, let alone of an equally qualified uro-oncologist. An insurer cannot arbitrarily discard the unrebutted opinion of the treating specialist on the basis of a desk assessment by unnamed, unqualified claim processors.</w:t>
+      </w:r>
+    </w:p>
+    <w:p>
+      <w:pPr>
+        <w:spacing w:line="360" w:lineRule="auto"/>
+        <w:jc w:val="both"/>
+      </w:pPr>
+      <w:r>
+        <w:rPr>
+          <w:rFonts w:ascii="Times New Roman" w:hAnsi="Times New Roman" w:cs="Nirmala UI" w:eastAsia="Times New Roman"/>
+          <w:b/>
+          <w:i w:val="0"/>
+          <w:sz w:val="24"/>
+        </w:rPr>
+        <w:t xml:space="preserve">13-A. The evidentiary position is entirely one-sided.</w:t>
+      </w:r>
+      <w:r>
+        <w:rPr>
+          <w:rFonts w:ascii="Times New Roman" w:hAnsi="Times New Roman" w:cs="Nirmala UI" w:eastAsia="Times New Roman"/>
+          <w:b w:val="0"/>
+          <w:i w:val="0"/>
+          <w:sz w:val="24"/>
+        </w:rPr>
+        <w:t xml:space="preserve"> On one side stands the written, reasoned certificate of the very super-specialist who admitted, operated upon and personally followed up the Complainant, corroborated by the contemporaneous Discharge Summary (Annexure C-4), the laboratory Histopathology Report (Annexure C-9) and standard medical literature (Annexure C-13). On the other side there is nothing at all: the Opposite Party has not, at any stage — claim, grievance, or before the Ombudsman — placed on record the opinion of any doctor, any second medical opinion, any reference to a Medical Board, or any reasoned medical analysis of the biopsy. In a medical-claim dispute the unrebutted opinion of the treating specialist ordinarily carries the highest evidentiary value, and an insurer that seeks to displace it carries the burden of producing contrary medical material of at least equal authority. That burden has not merely gone undischarged; it has not even been attempted.</w:t>
       </w:r>
     </w:p>
     <w:p>
@@ -3249,6 +3405,51 @@
           <w:i w:val="0"/>
           <w:sz w:val="26"/>
         </w:rPr>
+        <w:t xml:space="preserve">CHAPTER VII-A — THE REPUDIATION FAILED THE DUTY TO PASS A REASONED, SPEAKING DECISION</w:t>
+      </w:r>
+    </w:p>
+    <w:p>
+      <w:pPr>
+        <w:spacing w:line="360" w:lineRule="auto"/>
+        <w:jc w:val="both"/>
+      </w:pPr>
+      <w:r>
+        <w:rPr>
+          <w:rFonts w:ascii="Times New Roman" w:hAnsi="Times New Roman" w:cs="Nirmala UI" w:eastAsia="Times New Roman"/>
+          <w:b w:val="0"/>
+          <w:i w:val="0"/>
+          <w:sz w:val="24"/>
+        </w:rPr>
+        <w:t xml:space="preserve">19-A. It is a settled incident of fair dealing, and of the insurer’s obligation of utmost good faith, that the repudiation of a health claim must be a reasoned, “speaking” decision. Such a decision must (i) identify the specific policy condition relied upon; (ii) apply that condition to the specific medical facts of the case; and (iii) deal with the material evidence placed on record by the insured. A rejection that merely reproduces the text of a clause — without naming the listed illness said to attract it, and without engaging with the biopsy, the treating specialist’s certificate, or the exception written into the very same clause — is not an application of mind; it is a template.</w:t>
+      </w:r>
+    </w:p>
+    <w:p>
+      <w:pPr>
+        <w:spacing w:line="360" w:lineRule="auto"/>
+        <w:jc w:val="both"/>
+      </w:pPr>
+      <w:r>
+        <w:rPr>
+          <w:rFonts w:ascii="Times New Roman" w:hAnsi="Times New Roman" w:cs="Nirmala UI" w:eastAsia="Times New Roman"/>
+          <w:b w:val="0"/>
+          <w:i w:val="0"/>
+          <w:sz w:val="24"/>
+        </w:rPr>
+        <w:t xml:space="preserve">19-B. The record discloses precisely such a template. The rejection e-mail dated 25.06.2025, the repudiation dated 26.06.2025, and the Grievance Redressal Officer’s reply dated 15.07.2026 are, in substance, identical: each recites the general “Specific Illnesses” waiting period; none identifies any listed condition in the Schedule; none refers to the Histopathology Report; none refers to the treating super-specialist’s certificate; and none refers to the Ombudsman’s findings in paras 13–14 of the Award. A process that repeats the same unreasoned conclusion at three successive stages, in the teeth of the medical record, is itself a distinct and independent deficiency in service, quite apart from the ultimate merits of the claim.</w:t>
+      </w:r>
+    </w:p>
+    <w:p>
+      <w:pPr>
+        <w:spacing w:before="240"/>
+        <w:jc w:val="center"/>
+      </w:pPr>
+      <w:r>
+        <w:rPr>
+          <w:rFonts w:ascii="Times New Roman" w:hAnsi="Times New Roman" w:cs="Nirmala UI" w:eastAsia="Times New Roman"/>
+          <w:b/>
+          <w:i w:val="0"/>
+          <w:sz w:val="26"/>
+        </w:rPr>
         <w:t>CHAPTER VIII — THE OMBUDSMAN PROCEEDINGS HAVE NARROWED THE CONTROVERSY</w:t>
       </w:r>
     </w:p>
@@ -3952,6 +4153,30 @@
     </w:p>
     <w:p>
       <w:pPr>
+        <w:spacing w:line="360" w:lineRule="auto"/>
+        <w:jc w:val="both"/>
+      </w:pPr>
+      <w:r>
+        <w:rPr>
+          <w:rFonts w:ascii="Times New Roman" w:hAnsi="Times New Roman" w:cs="Nirmala UI" w:eastAsia="Times New Roman"/>
+          <w:b/>
+          <w:i w:val="0"/>
+          <w:sz w:val="24"/>
+        </w:rPr>
+        <w:t xml:space="preserve">28-A. Particulars of the deficiency.</w:t>
+      </w:r>
+      <w:r>
+        <w:rPr>
+          <w:rFonts w:ascii="Times New Roman" w:hAnsi="Times New Roman" w:cs="Nirmala UI" w:eastAsia="Times New Roman"/>
+          <w:b w:val="0"/>
+          <w:i w:val="0"/>
+          <w:sz w:val="24"/>
+        </w:rPr>
+        <w:t xml:space="preserve"> The deficiency in service consists not of a single act but of a continuing course of conduct. In particular, the Opposite Party: (a) repudiated the claim without ever examining the biopsy report; (b) obtained no medical opinion of its own at any stage; (c) failed to apply the express exception “unless necessitated by malignancy” contained in the very clause it invoked; (d) pronounced, on 25.06.2025, a medical conclusion (“not related to a malignancy”) five days before the Histopathology Report of 30.06.2025 even existed; (e) failed to disclose, even before the Ombudsman, the specific sub-clause said to bar the claim; and (f) reiterated the same unreasoned ground across the claim, grievance and post-Award stages, thereby causing the Complainant financial loss and prolonged mental agony across more than a year and three successive fora. Each of these, and certainly their cumulative effect, amounts to deficiency in service under Section 2(11) and to an unfair trade practice under Section 2(47) of the Consumer Protection Act, 2019.</w:t>
+      </w:r>
+    </w:p>
+    <w:p>
+      <w:pPr>
         <w:spacing w:before="240"/>
         <w:jc w:val="center"/>
       </w:pPr>
@@ -3978,6 +4203,36 @@
           <w:sz w:val="24"/>
         </w:rPr>
         <w:t>29. The cause of action arose on 20–21.06.2025 (hospitalization), 26.06.2025 (repudiation), 25.06.2025 and thereafter (grievance rejections), and finally on 02.07.2026 (Ombudsman Award with liberty to approach any other forum); it is continuing and arose within the jurisdiction of this Hon'ble Commission.</w:t>
+      </w:r>
+    </w:p>
+    <w:p>
+      <w:pPr>
+        <w:spacing w:before="240"/>
+        <w:jc w:val="center"/>
+      </w:pPr>
+      <w:r>
+        <w:rPr>
+          <w:rFonts w:ascii="Times New Roman" w:hAnsi="Times New Roman" w:cs="Nirmala UI" w:eastAsia="Times New Roman"/>
+          <w:b/>
+          <w:i w:val="0"/>
+          <w:sz w:val="26"/>
+        </w:rPr>
+        <w:t xml:space="preserve">CHAPTER XI-A — SUMMARY OF THE COMPLAINANT’S CASE ON THE DOCUMENTS</w:t>
+      </w:r>
+    </w:p>
+    <w:p>
+      <w:pPr>
+        <w:spacing w:line="360" w:lineRule="auto"/>
+        <w:jc w:val="both"/>
+      </w:pPr>
+      <w:r>
+        <w:rPr>
+          <w:rFonts w:ascii="Times New Roman" w:hAnsi="Times New Roman" w:cs="Nirmala UI" w:eastAsia="Times New Roman"/>
+          <w:b w:val="0"/>
+          <w:i w:val="0"/>
+          <w:sz w:val="24"/>
+        </w:rPr>
+        <w:t xml:space="preserve">29-A. For convenience, the Complainant’s case rests, at every step, on a document already on record and not on any oral assertion: (i) a live, fully paid policy with “no exclusion” recorded in its own Schedule (Annexure C-1) and “no medical conditions” declared in the Proposal Form accepted after underwriting (Annexure C-2); (ii) an acute, documented illness and an emergency, same-day surgery (Annexure C-4); (iii) a biopsy confirming a pre-malignant condition (Annexure C-9); (iv) the written certificate of the treating uro-oncologist that the surgery “was must” and that untreated BXO carried a risk of penile cancer (Annexure C-12), supported by standard medical literature (Annexure C-13); (v) the insurer’s own clause carving out surgery “necessitated by malignancy” from the waiting period (Annexure C-1); and (vi) the Ombudsman’s own finding that medical necessity is undisputed and the Permanent Exclusion inapplicable (Annexure C-11). Against this record the Opposite Party has placed no medical material whatsoever. The controversy is thus narrow, and the documents resolve it in the Complainant’s favour.</w:t>
       </w:r>
     </w:p>
     <w:p>
